--- a/ky/wisdom-stories/Bakhtiyar Sirajov/everyone-has-work-to-do.docx
+++ b/ky/wisdom-stories/Bakhtiyar Sirajov/everyone-has-work-to-do.docx
@@ -116,7 +116,7 @@
           <w:sz w:val="22"/>
           <w:lang w:val="ky-KG"/>
         </w:rPr>
-        <w:t xml:space="preserve">Ар кимдин өз иши бар. Адам силерди боштуктан эмес, силерге муктаж болгондуктан убара кылат. Силерге кайрылган адамды көңүл сыртында калтырбагыла, унчукпай аны </w:t>
+        <w:t xml:space="preserve">Ар кимдин өз иши бар. Адам силерге эрмек үчүн эмес, жардамыңарга муктаж болгондуктан кайрылат. Силерге кайрылган адамды көңүл сыртында калтырбагыла, унчукпай аны </w:t>
       </w:r>
       <w:proofErr w:type="spellStart"/>
       <w:r>
@@ -193,7 +193,7 @@
           <w:sz w:val="22"/>
           <w:lang w:val="ky-KG"/>
         </w:rPr>
-        <w:t>Сабак: Башкалар сени ишенимсиз, ишенимге татыксыз адам катары билип турганын сезип жашоо өтө ачуу.</w:t>
+        <w:t>Сабак: Башкалар сени ишенимге татыксыз адам деп эсептерин билип жашоо абдан оор.</w:t>
       </w:r>
     </w:p>
     <w:p>
